--- a/Grade Eleven.docx
+++ b/Grade Eleven.docx
@@ -453,8 +453,8 @@
         <w:jc w:val="center"/>
         <w:rPr>
           <w:rFonts w:ascii="Times New Roman" w:hAnsi="Times New Roman" w:cs="Times New Roman"/>
-          <w:sz w:val="4"/>
-          <w:szCs w:val="4"/>
+          <w:sz w:val="6"/>
+          <w:szCs w:val="6"/>
         </w:rPr>
       </w:pPr>
     </w:p>
@@ -542,8 +542,8 @@
               <w:rPr>
                 <w:rFonts w:ascii="Bernard MT Condensed" w:hAnsi="Bernard MT Condensed" w:cs="Arial"/>
                 <w:bCs/>
-                <w:sz w:val="20"/>
-                <w:szCs w:val="20"/>
+                <w:sz w:val="24"/>
+                <w:szCs w:val="24"/>
               </w:rPr>
               <w:t>{N</w:t>
             </w:r>
@@ -551,8 +551,8 @@
               <w:rPr>
                 <w:rFonts w:ascii="Bernard MT Condensed" w:hAnsi="Bernard MT Condensed" w:cs="Arial"/>
                 <w:bCs/>
-                <w:sz w:val="20"/>
-                <w:szCs w:val="20"/>
+                <w:sz w:val="24"/>
+                <w:szCs w:val="24"/>
               </w:rPr>
               <w:t>ame</w:t>
             </w:r>
@@ -560,8 +560,8 @@
               <w:rPr>
                 <w:rFonts w:ascii="Bernard MT Condensed" w:hAnsi="Bernard MT Condensed" w:cs="Arial"/>
                 <w:bCs/>
-                <w:sz w:val="20"/>
-                <w:szCs w:val="20"/>
+                <w:sz w:val="24"/>
+                <w:szCs w:val="24"/>
               </w:rPr>
               <w:t>}</w:t>
             </w:r>
@@ -1023,7 +1023,7 @@
         <w:tabs>
           <w:tab w:val="left" w:pos="360"/>
         </w:tabs>
-        <w:spacing w:after="0" w:line="240" w:lineRule="auto"/>
+        <w:spacing w:after="0" w:line="228" w:lineRule="auto"/>
         <w:jc w:val="both"/>
         <w:rPr>
           <w:rFonts w:ascii="Aptos Slab" w:hAnsi="Aptos Slab" w:cs="Times New Roman"/>
@@ -1094,7 +1094,7 @@
         <w:tabs>
           <w:tab w:val="left" w:pos="360"/>
         </w:tabs>
-        <w:spacing w:after="0" w:line="240" w:lineRule="auto"/>
+        <w:spacing w:after="0" w:line="228" w:lineRule="auto"/>
         <w:jc w:val="both"/>
         <w:rPr>
           <w:rFonts w:ascii="Aptos Slab" w:hAnsi="Aptos Slab" w:cs="Times New Roman"/>
@@ -6341,6 +6341,7 @@
   <w:style w:type="character" w:default="1" w:styleId="DefaultParagraphFont">
     <w:name w:val="Default Paragraph Font"/>
     <w:uiPriority w:val="1"/>
+    <w:semiHidden/>
     <w:unhideWhenUsed/>
   </w:style>
   <w:style w:type="table" w:default="1" w:styleId="TableNormal">
@@ -6682,21 +6683,10 @@
 </file>
 
 <file path=customXml/item1.xml><?xml version="1.0" encoding="utf-8"?>
-<p:properties xmlns:p="http://schemas.microsoft.com/office/2006/metadata/properties" xmlns:xsi="http://www.w3.org/2001/XMLSchema-instance" xmlns:pc="http://schemas.microsoft.com/office/infopath/2007/PartnerControls">
-  <documentManagement/>
-</p:properties>
+<b:Sources xmlns:b="http://schemas.openxmlformats.org/officeDocument/2006/bibliography" xmlns="http://schemas.openxmlformats.org/officeDocument/2006/bibliography" SelectedStyle="\APASixthEditionOfficeOnline.xsl" StyleName="APA" Version="6"/>
 </file>
 
 <file path=customXml/item2.xml><?xml version="1.0" encoding="utf-8"?>
-<?mso-contentType ?>
-<FormTemplates xmlns="http://schemas.microsoft.com/sharepoint/v3/contenttype/forms">
-  <Display>DocumentLibraryForm</Display>
-  <Edit>DocumentLibraryForm</Edit>
-  <New>DocumentLibraryForm</New>
-</FormTemplates>
-</file>
-
-<file path=customXml/item3.xml><?xml version="1.0" encoding="utf-8"?>
 <ct:contentTypeSchema xmlns:ct="http://schemas.microsoft.com/office/2006/metadata/contentType" xmlns:ma="http://schemas.microsoft.com/office/2006/metadata/properties/metaAttributes" ct:_="" ma:_="" ma:contentTypeName="Document" ma:contentTypeID="0x01010019B181300F721B4D9F3B95A3EE15143C" ma:contentTypeVersion="10" ma:contentTypeDescription="Create a new document." ma:contentTypeScope="" ma:versionID="bf2ca1b3bc24449cdd1a669432d4bb9e">
   <xsd:schema xmlns:xsd="http://www.w3.org/2001/XMLSchema" xmlns:xs="http://www.w3.org/2001/XMLSchema" xmlns:p="http://schemas.microsoft.com/office/2006/metadata/properties" xmlns:ns3="541f9672-3e94-4c26-a847-81d4d159bfa1" targetNamespace="http://schemas.microsoft.com/office/2006/metadata/properties" ma:root="true" ma:fieldsID="14a7babb77b443892259070c9ba030eb" ns3:_="">
     <xsd:import namespace="541f9672-3e94-4c26-a847-81d4d159bfa1"/>
@@ -6880,28 +6870,30 @@
 </ct:contentTypeSchema>
 </file>
 
+<file path=customXml/item3.xml><?xml version="1.0" encoding="utf-8"?>
+<?mso-contentType ?>
+<FormTemplates xmlns="http://schemas.microsoft.com/sharepoint/v3/contenttype/forms">
+  <Display>DocumentLibraryForm</Display>
+  <Edit>DocumentLibraryForm</Edit>
+  <New>DocumentLibraryForm</New>
+</FormTemplates>
+</file>
+
 <file path=customXml/item4.xml><?xml version="1.0" encoding="utf-8"?>
-<b:Sources xmlns:b="http://schemas.openxmlformats.org/officeDocument/2006/bibliography" xmlns="http://schemas.openxmlformats.org/officeDocument/2006/bibliography" SelectedStyle="\APASixthEditionOfficeOnline.xsl" StyleName="APA" Version="6"/>
+<p:properties xmlns:p="http://schemas.microsoft.com/office/2006/metadata/properties" xmlns:xsi="http://www.w3.org/2001/XMLSchema-instance" xmlns:pc="http://schemas.microsoft.com/office/infopath/2007/PartnerControls">
+  <documentManagement/>
+</p:properties>
 </file>
 
 <file path=customXml/itemProps1.xml><?xml version="1.0" encoding="utf-8"?>
-<ds:datastoreItem xmlns:ds="http://schemas.openxmlformats.org/officeDocument/2006/customXml" ds:itemID="{672FB7B5-DBC2-43DE-98D9-E1693A2B312F}">
+<ds:datastoreItem xmlns:ds="http://schemas.openxmlformats.org/officeDocument/2006/customXml" ds:itemID="{79EDFC7F-E73A-4641-AB05-0EAF77FB85CB}">
   <ds:schemaRefs>
-    <ds:schemaRef ds:uri="http://schemas.microsoft.com/office/2006/metadata/properties"/>
-    <ds:schemaRef ds:uri="http://schemas.microsoft.com/office/infopath/2007/PartnerControls"/>
+    <ds:schemaRef ds:uri="http://schemas.openxmlformats.org/officeDocument/2006/bibliography"/>
   </ds:schemaRefs>
 </ds:datastoreItem>
 </file>
 
 <file path=customXml/itemProps2.xml><?xml version="1.0" encoding="utf-8"?>
-<ds:datastoreItem xmlns:ds="http://schemas.openxmlformats.org/officeDocument/2006/customXml" ds:itemID="{9E607EEA-1579-4534-A211-223D35B43271}">
-  <ds:schemaRefs>
-    <ds:schemaRef ds:uri="http://schemas.microsoft.com/sharepoint/v3/contenttype/forms"/>
-  </ds:schemaRefs>
-</ds:datastoreItem>
-</file>
-
-<file path=customXml/itemProps3.xml><?xml version="1.0" encoding="utf-8"?>
 <ds:datastoreItem xmlns:ds="http://schemas.openxmlformats.org/officeDocument/2006/customXml" ds:itemID="{1934D20A-BA2A-4311-8449-030457D80377}">
   <ds:schemaRefs>
     <ds:schemaRef ds:uri="http://schemas.microsoft.com/office/2006/metadata/contentType"/>
@@ -6919,10 +6911,19 @@
 </ds:datastoreItem>
 </file>
 
+<file path=customXml/itemProps3.xml><?xml version="1.0" encoding="utf-8"?>
+<ds:datastoreItem xmlns:ds="http://schemas.openxmlformats.org/officeDocument/2006/customXml" ds:itemID="{9E607EEA-1579-4534-A211-223D35B43271}">
+  <ds:schemaRefs>
+    <ds:schemaRef ds:uri="http://schemas.microsoft.com/sharepoint/v3/contenttype/forms"/>
+  </ds:schemaRefs>
+</ds:datastoreItem>
+</file>
+
 <file path=customXml/itemProps4.xml><?xml version="1.0" encoding="utf-8"?>
-<ds:datastoreItem xmlns:ds="http://schemas.openxmlformats.org/officeDocument/2006/customXml" ds:itemID="{79EDFC7F-E73A-4641-AB05-0EAF77FB85CB}">
+<ds:datastoreItem xmlns:ds="http://schemas.openxmlformats.org/officeDocument/2006/customXml" ds:itemID="{672FB7B5-DBC2-43DE-98D9-E1693A2B312F}">
   <ds:schemaRefs>
-    <ds:schemaRef ds:uri="http://schemas.openxmlformats.org/officeDocument/2006/bibliography"/>
+    <ds:schemaRef ds:uri="http://schemas.microsoft.com/office/2006/metadata/properties"/>
+    <ds:schemaRef ds:uri="http://schemas.microsoft.com/office/infopath/2007/PartnerControls"/>
   </ds:schemaRefs>
 </ds:datastoreItem>
 </file>